--- a/public/dopolnenie-1-akciya-shablon.docx
+++ b/public/dopolnenie-1-akciya-shablon.docx
@@ -9,8 +9,9 @@
       <w:r>
         <w:rPr>
           <w:b/>
+          <w:sz w:val="28"/>
         </w:rPr>
-        <w:t>ДОПОЛНЕНИЕ № 1</w:t>
+        <w:t>ДОПОЛНЕНИЕ № 1 к Публичной оферте</w:t>
       </w:r>
     </w:p>
     <w:p>
@@ -19,31 +20,17 @@
       </w:pPr>
       <w:r>
         <w:rPr>
-          <w:b w:val="0"/>
+          <w:i/>
+          <w:sz w:val="22"/>
         </w:rPr>
-        <w:t>к Публичной оферте ООО «ЗАВЕДУЮЩАЯ» в редакции от 15 августа 2026 г.,</w:t>
+        <w:t>Редакция от 15 августа 2026 г. · ООО «ЗАВЕДУЮЩАЯ» · ИНН 3801165360 · ОГРН 1253800010320</w:t>
       </w:r>
     </w:p>
-    <w:p>
-      <w:pPr>
-        <w:jc w:val="center"/>
-      </w:pPr>
-      <w:r>
-        <w:rPr>
-          <w:b w:val="0"/>
-        </w:rPr>
-        <w:t>опубликованной на сайте https://capydoc.ru/offer</w:t>
-      </w:r>
-    </w:p>
-    <w:p/>
     <w:p>
       <w:pPr>
         <w:jc w:val="both"/>
       </w:pPr>
       <w:r>
-        <w:rPr>
-          <w:b w:val="0"/>
-        </w:rPr>
         <w:t>Наименование: Условия предоставления дополнительной услуги в рамках акции «Шаблон документа в подарок».</w:t>
       </w:r>
     </w:p>
@@ -52,9 +39,6 @@
         <w:jc w:val="both"/>
       </w:pPr>
       <w:r>
-        <w:rPr>
-          <w:b w:val="0"/>
-        </w:rPr>
         <w:t>Организатор акции (Исполнитель): Общество с ограниченной ответственностью «ЗАВЕДУЮЩАЯ», ИНН 3801165360, ОГРН 1253800010320, адрес электронной почты: capydoc@mail.ru, 89016625752@mail.ru, телефон: +7 901 662-57-52.</w:t>
       </w:r>
     </w:p>
@@ -63,9 +47,6 @@
         <w:jc w:val="both"/>
       </w:pPr>
       <w:r>
-        <w:rPr>
-          <w:b w:val="0"/>
-        </w:rPr>
         <w:t>Сайт (Сервис): https://capydoc.ru, включая веб-сайт и PWA-приложение.</w:t>
       </w:r>
     </w:p>
@@ -74,9 +55,6 @@
         <w:jc w:val="both"/>
       </w:pPr>
       <w:r>
-        <w:rPr>
-          <w:b w:val="0"/>
-        </w:rPr>
         <w:t>Дата публикации и вступления в силу: 15 августа 2026 г.</w:t>
       </w:r>
     </w:p>
@@ -85,10 +63,7 @@
         <w:jc w:val="both"/>
       </w:pPr>
       <w:r>
-        <w:rPr>
-          <w:b w:val="0"/>
-        </w:rPr>
-        <w:t>Настоящее Дополнение является неотъемлемой частью Публичной оферты и адресовано неопределённому кругу лиц.</w:t>
+        <w:t>Настоящее Дополнение является неотъемлемой частью Публичной оферты ООО «ЗАВЕДУЮЩАЯ» в редакции от 15 августа 2026 г. и адресовано неопределённому кругу лиц.</w:t>
       </w:r>
     </w:p>
     <w:p>
@@ -106,8 +81,11 @@
       </w:pPr>
       <w:r>
         <w:rPr>
-          <w:b w:val="0"/>
+          <w:b/>
         </w:rPr>
+        <w:t xml:space="preserve">1.1. </w:t>
+      </w:r>
+      <w:r>
         <w:t>«Акция» — специальное предложение, действующее в ограниченный период, в рамках которого первым 12 (двенадцати) участникам предоставляется дополнительная услуга.</w:t>
       </w:r>
     </w:p>
@@ -117,8 +95,11 @@
       </w:pPr>
       <w:r>
         <w:rPr>
-          <w:b w:val="0"/>
+          <w:b/>
         </w:rPr>
+        <w:t xml:space="preserve">1.2. </w:t>
+      </w:r>
+      <w:r>
         <w:t>«Участник акции» — лицо, оформившее и полностью оплатившее тариф «Рост» на 6 (шесть) месяцев в период с 15 августа 2026 г. по 21 августа 2026 г. включительно и вошедшее в число первых 12 оплативших.</w:t>
       </w:r>
     </w:p>
@@ -128,9 +109,12 @@
       </w:pPr>
       <w:r>
         <w:rPr>
-          <w:b w:val="0"/>
+          <w:b/>
         </w:rPr>
-        <w:t>«Дополнительная услуга» — разработка 1 (одного) шаблона документа по запросу участника акции в соответствии с параметрами, установленными в п. 2 настоящего Дополнения.</w:t>
+        <w:t xml:space="preserve">1.3. </w:t>
+      </w:r>
+      <w:r>
+        <w:t>«Дополнительная услуга» — разработка 1 (одного) уникального шаблона документа, формируемого индивидуально под деятельность участника акции, в соответствии с параметрами, установленными в п. 2 настоящего Дополнения, и размещение такого шаблона в Сервисе.</w:t>
       </w:r>
     </w:p>
     <w:p>
@@ -139,9 +123,12 @@
       </w:pPr>
       <w:r>
         <w:rPr>
-          <w:b w:val="0"/>
+          <w:b/>
         </w:rPr>
-        <w:t>«Стоимость дополнительной услуги» — фиксированная сумма 7 777 (семь тысяч семьсот семьдесят семь) рублей 00 копеек, применяемая при расчётах в случае возврата денежных средств.</w:t>
+        <w:t xml:space="preserve">1.4. </w:t>
+      </w:r>
+      <w:r>
+        <w:t>«Стоимость дополнительной услуги» — фиксированная сумма 7 777 (семь тысяч семьсот семьдесят семь) рублей 00 копеек, применяемая при расчётах в случае возврата денежных средств. Указанная стоимость определена сторонами исходя из индивидуального характера разработки шаблона и его размещения в Сервисе.</w:t>
       </w:r>
     </w:p>
     <w:p>
@@ -150,9 +137,12 @@
       </w:pPr>
       <w:r>
         <w:rPr>
-          <w:b w:val="0"/>
+          <w:b/>
         </w:rPr>
-        <w:t>«Стоимость тарифа «Рост»» — 15 555 (пятнадцать тысяч пятьсот пятьдесят пять) рублей за 6 месяцев, что соответствует 3 333 (три тысячи триста тридцать три) рубля в месяц.</w:t>
+        <w:t xml:space="preserve">1.5. </w:t>
+      </w:r>
+      <w:r>
+        <w:t>«Стоимость тарифа "Рост"» — 15 555 (пятнадцать тысяч пятьсот пятьдесят пять) рублей за 6 месяцев, что соответствует 3 333 (три тысячи триста тридцать три) рубля в месяц.</w:t>
       </w:r>
     </w:p>
     <w:p>
@@ -161,8 +151,11 @@
       </w:pPr>
       <w:r>
         <w:rPr>
-          <w:b w:val="0"/>
+          <w:b/>
         </w:rPr>
+        <w:t xml:space="preserve">1.6. </w:t>
+      </w:r>
+      <w:r>
         <w:t>Иные термины, используемые в настоящем Дополнении, применяются в значениях, установленных Публичной офертой.</w:t>
       </w:r>
     </w:p>
@@ -181,9 +174,12 @@
       </w:pPr>
       <w:r>
         <w:rPr>
-          <w:b w:val="0"/>
+          <w:b/>
         </w:rPr>
-        <w:t>2.1. В рамках акции каждому из первых 12 участников, оформивших тариф «Рост» на 6 месяцев, предоставляется дополнительная услуга — разработка 1 (одного) шаблона документа по запросу участника.</w:t>
+        <w:t xml:space="preserve">2.1. </w:t>
+      </w:r>
+      <w:r>
+        <w:t>В рамках акции каждому из первых 12 участников, оформивших тариф «Рост» на 6 месяцев, предоставляется дополнительная услуга — разработка 1 (одного) уникального шаблона документа, формируемого индивидуально по запросу участника с учётом его вида деятельности, порядка работы и условий расчётов.</w:t>
       </w:r>
     </w:p>
     <w:p>
@@ -192,15 +188,19 @@
       </w:pPr>
       <w:r>
         <w:rPr>
-          <w:b w:val="0"/>
+          <w:b/>
         </w:rPr>
-        <w:t>2.2. Параметры шаблона:</w:t>
+        <w:t xml:space="preserve">2.2. </w:t>
+      </w:r>
+      <w:r>
+        <w:t>Параметры шаблона:</w:t>
       </w:r>
     </w:p>
     <w:p>
       <w:pPr>
         <w:pStyle w:val="ListBullet"/>
         <w:spacing w:line="360" w:lineRule="auto"/>
+        <w:jc w:val="both"/>
       </w:pPr>
       <w:r>
         <w:t>объём: до 4 (четырёх) листов формата А4;</w:t>
@@ -210,6 +210,7 @@
       <w:pPr>
         <w:pStyle w:val="ListBullet"/>
         <w:spacing w:line="360" w:lineRule="auto"/>
+        <w:jc w:val="both"/>
       </w:pPr>
       <w:r>
         <w:t>оформление: шрифт Times New Roman, размер шрифта 12 пт, межстрочный интервал 1,5, стандартные поля;</w:t>
@@ -219,6 +220,7 @@
       <w:pPr>
         <w:pStyle w:val="ListBullet"/>
         <w:spacing w:line="360" w:lineRule="auto"/>
+        <w:jc w:val="both"/>
       </w:pPr>
       <w:r>
         <w:t>объём в знаках: до 8 000 (восьми тысяч) знаков с пробелами;</w:t>
@@ -228,6 +230,7 @@
       <w:pPr>
         <w:pStyle w:val="ListBullet"/>
         <w:spacing w:line="360" w:lineRule="auto"/>
+        <w:jc w:val="both"/>
       </w:pPr>
       <w:r>
         <w:t>формат передачи: файл в формате .docx и (или) .pdf, доступный исключительно в Сервисе в разделе «Шаблоны».</w:t>
@@ -239,9 +242,12 @@
       </w:pPr>
       <w:r>
         <w:rPr>
-          <w:b w:val="0"/>
+          <w:b/>
         </w:rPr>
-        <w:t>2.3. Срок разработки шаблона установлен п. 4.6 настоящего Дополнения.</w:t>
+        <w:t xml:space="preserve">2.3. </w:t>
+      </w:r>
+      <w:r>
+        <w:t>Срок разработки шаблона установлен п. 4.6 настоящего Дополнения.</w:t>
       </w:r>
     </w:p>
     <w:p>
@@ -250,9 +256,12 @@
       </w:pPr>
       <w:r>
         <w:rPr>
-          <w:b w:val="0"/>
+          <w:b/>
         </w:rPr>
-        <w:t>2.4. Исполнитель не оказывает в рамках акции юридических услуг, правового консультирования и не проводит правовую экспертизу деятельности участника. Шаблон носит информационно-справочный характер в соответствии с разделом 3 Публичной оферты.</w:t>
+        <w:t xml:space="preserve">2.4. </w:t>
+      </w:r>
+      <w:r>
+        <w:t>Исполнитель не оказывает в рамках акции юридических услуг, правового консультирования и не проводит правовую экспертизу деятельности участника. Шаблон носит информационно-справочный характер в соответствии с разделом 3 Публичной оферты.</w:t>
       </w:r>
     </w:p>
     <w:p>
@@ -261,9 +270,12 @@
       </w:pPr>
       <w:r>
         <w:rPr>
-          <w:b w:val="0"/>
+          <w:b/>
         </w:rPr>
-        <w:t>2.5. Акция не распространяется на деятельность, связанную с оборотом табачной и никотинсодержащей продукции, электронных сигарет, алкоголя, азартными играми, а также на иную деятельность, противоречащую законодательству Российской Федерации.</w:t>
+        <w:t xml:space="preserve">2.5. </w:t>
+      </w:r>
+      <w:r>
+        <w:t>Акция не распространяется на деятельность, связанную с оборотом табачной и никотинсодержащей продукции, электронных сигарет, алкоголя, азартными играми, а также на иную деятельность, противоречащую законодательству Российской Федерации.</w:t>
       </w:r>
     </w:p>
     <w:p>
@@ -281,9 +293,12 @@
       </w:pPr>
       <w:r>
         <w:rPr>
-          <w:b w:val="0"/>
+          <w:b/>
         </w:rPr>
-        <w:t>3.1. Период проведения акции: с 15 августа 2026 г. по 21 августа 2026 г. включительно.</w:t>
+        <w:t xml:space="preserve">3.1. </w:t>
+      </w:r>
+      <w:r>
+        <w:t>Период проведения акции: с 15 августа 2026 г. по 21 августа 2026 г. включительно.</w:t>
       </w:r>
     </w:p>
     <w:p>
@@ -292,9 +307,12 @@
       </w:pPr>
       <w:r>
         <w:rPr>
-          <w:b w:val="0"/>
+          <w:b/>
         </w:rPr>
-        <w:t>3.2. Лимит: первые 12 (двенадцать) оплат тарифа «Рост» на 6 месяцев.</w:t>
+        <w:t xml:space="preserve">3.2. </w:t>
+      </w:r>
+      <w:r>
+        <w:t>Лимит: первые 12 (двенадцать) оплат тарифа «Рост» на 6 месяцев.</w:t>
       </w:r>
     </w:p>
     <w:p>
@@ -303,9 +321,12 @@
       </w:pPr>
       <w:r>
         <w:rPr>
-          <w:b w:val="0"/>
+          <w:b/>
         </w:rPr>
-        <w:t>3.3. Обязательное условие участия: полная оплата тарифа «Рост» на 6 месяцев в указанный период.</w:t>
+        <w:t xml:space="preserve">3.3. </w:t>
+      </w:r>
+      <w:r>
+        <w:t>Обязательное условие участия: полная оплата тарифа «Рост» на 6 месяцев в указанный период.</w:t>
       </w:r>
     </w:p>
     <w:p>
@@ -314,9 +335,12 @@
       </w:pPr>
       <w:r>
         <w:rPr>
-          <w:b w:val="0"/>
+          <w:b/>
         </w:rPr>
-        <w:t>3.4. Место участника закрепляется автоматически в момент подтверждения оплаты платёжным сервисом. Порядковый номер участника определяется очерёдностью поступления подтверждённых оплат.</w:t>
+        <w:t xml:space="preserve">3.4. </w:t>
+      </w:r>
+      <w:r>
+        <w:t>Место участника закрепляется автоматически в момент подтверждения оплаты платёжным сервисом. Порядковый номер участника определяется очерёдностью поступления подтверждённых оплат.</w:t>
       </w:r>
     </w:p>
     <w:p>
@@ -325,9 +349,12 @@
       </w:pPr>
       <w:r>
         <w:rPr>
-          <w:b w:val="0"/>
+          <w:b/>
         </w:rPr>
-        <w:t>3.5. Участие в акции не может быть передано третьим лицам. Один участник получает не более одного шаблона независимо от количества оплаченных тарифов.</w:t>
+        <w:t xml:space="preserve">3.5. </w:t>
+      </w:r>
+      <w:r>
+        <w:t>Участие в акции не может быть передано третьим лицам. Один участник получает не более одного шаблона независимо от количества оплаченных тарифов.</w:t>
       </w:r>
     </w:p>
     <w:p>
@@ -345,9 +372,12 @@
       </w:pPr>
       <w:r>
         <w:rPr>
-          <w:b w:val="0"/>
+          <w:b/>
         </w:rPr>
-        <w:t>4.1. Участник оформляет и оплачивает тариф «Рост» на 6 месяцев.</w:t>
+        <w:t xml:space="preserve">4.1. </w:t>
+      </w:r>
+      <w:r>
+        <w:t>Участник оформляет и оплачивает тариф «Рост» на 6 месяцев.</w:t>
       </w:r>
     </w:p>
     <w:p>
@@ -356,9 +386,12 @@
       </w:pPr>
       <w:r>
         <w:rPr>
-          <w:b w:val="0"/>
+          <w:b/>
         </w:rPr>
-        <w:t>4.2. В течение 14 (четырнадцати) календарных дней с даты оплаты участник заполняет в Личном кабинете анкету (форму обратной связи) с темой «ШАБЛОН» для описания запроса.</w:t>
+        <w:t xml:space="preserve">4.2. </w:t>
+      </w:r>
+      <w:r>
+        <w:t>В течение 14 (четырнадцати) календарных дней с даты оплаты участник заполняет в Личном кабинете анкету (форму обратной связи) с темой «ШАБЛОН» для описания запроса.</w:t>
       </w:r>
     </w:p>
     <w:p>
@@ -367,9 +400,12 @@
       </w:pPr>
       <w:r>
         <w:rPr>
-          <w:b w:val="0"/>
+          <w:b/>
         </w:rPr>
-        <w:t>4.3. Дополнительно к анкете участник вправе предоставить в качестве исходных данных действующий шаблон своего договора и (или) уточнения по разрабатываемому документу.</w:t>
+        <w:t xml:space="preserve">4.3. </w:t>
+      </w:r>
+      <w:r>
+        <w:t>Дополнительно к анкете участник вправе предоставить в качестве исходных данных действующий шаблон своего договора и (или) уточнения по разрабатываемому документу.</w:t>
       </w:r>
     </w:p>
     <w:p>
@@ -378,9 +414,12 @@
       </w:pPr>
       <w:r>
         <w:rPr>
-          <w:b w:val="0"/>
+          <w:b/>
         </w:rPr>
-        <w:t>4.4. По итогам обработки предоставленных данных участнику предоставляется 1 (один) вариант шаблона документа с возможностью его использования в Сервисе.</w:t>
+        <w:t xml:space="preserve">4.4. </w:t>
+      </w:r>
+      <w:r>
+        <w:t>По итогам обработки предоставленных данных участнику предоставляется 1 (один) вариант шаблона документа с возможностью его использования в Сервисе.</w:t>
       </w:r>
     </w:p>
     <w:p>
@@ -389,9 +428,12 @@
       </w:pPr>
       <w:r>
         <w:rPr>
-          <w:b w:val="0"/>
+          <w:b/>
         </w:rPr>
-        <w:t>4.5. Участник вправе 1 (один) раз запросить корректировку предоставленного шаблона через ту же форму обратной связи, при условии что корректировка не выходит за пределы параметров, установленных п. 2.2 настоящего Дополнения.</w:t>
+        <w:t xml:space="preserve">4.5. </w:t>
+      </w:r>
+      <w:r>
+        <w:t>Участник вправе 1 (один) раз запросить корректировку предоставленного шаблона через ту же форму обратной связи, при условии что корректировка не выходит за пределы параметров, установленных п. 2.2 настоящего Дополнения.</w:t>
       </w:r>
     </w:p>
     <w:p>
@@ -400,9 +442,12 @@
       </w:pPr>
       <w:r>
         <w:rPr>
-          <w:b w:val="0"/>
+          <w:b/>
         </w:rPr>
-        <w:t>4.6. Срок разработки шаблона — не более 14 (четырнадцати) календарных дней с даты получения Исполнителем полностью заполненной анкеты и (или) исходных данных.</w:t>
+        <w:t xml:space="preserve">4.6. </w:t>
+      </w:r>
+      <w:r>
+        <w:t>Срок разработки шаблона — не более 14 (четырнадцати) календарных дней с даты получения Исполнителем полностью заполненной анкеты и (или) исходных данных.</w:t>
       </w:r>
     </w:p>
     <w:p>
@@ -411,9 +456,12 @@
       </w:pPr>
       <w:r>
         <w:rPr>
-          <w:b w:val="0"/>
+          <w:b/>
         </w:rPr>
-        <w:t>4.7. Срок ответа на запрос о корректировке шаблона — не более 3 (трёх) рабочих дней с даты поступления запроса.</w:t>
+        <w:t xml:space="preserve">4.7. </w:t>
+      </w:r>
+      <w:r>
+        <w:t>Срок ответа на запрос о корректировке шаблона — не более 3 (трёх) рабочих дней с даты поступления запроса.</w:t>
       </w:r>
     </w:p>
     <w:p>
@@ -422,9 +470,12 @@
       </w:pPr>
       <w:r>
         <w:rPr>
-          <w:b w:val="0"/>
+          <w:b/>
         </w:rPr>
-        <w:t>4.8. Готовый шаблон становится доступен участнику исключительно в Сервисе в разделе «Шаблоны». Направление шаблона на электронную почту не производится.</w:t>
+        <w:t xml:space="preserve">4.8. </w:t>
+      </w:r>
+      <w:r>
+        <w:t>Готовый шаблон становится доступен участнику исключительно в Сервисе в разделе «Шаблоны». Направление шаблона на электронную почту не производится.</w:t>
       </w:r>
     </w:p>
     <w:p>
@@ -433,9 +484,12 @@
       </w:pPr>
       <w:r>
         <w:rPr>
-          <w:b w:val="0"/>
+          <w:b/>
         </w:rPr>
-        <w:t>4.9. Услуга считается оказанной с момента, когда шаблон стал доступен участнику в разделе «Шаблоны».</w:t>
+        <w:t xml:space="preserve">4.9. </w:t>
+      </w:r>
+      <w:r>
+        <w:t>Услуга считается оказанной с момента, когда шаблон стал доступен участнику в разделе «Шаблоны».</w:t>
       </w:r>
     </w:p>
     <w:p>
@@ -453,9 +507,12 @@
       </w:pPr>
       <w:r>
         <w:rPr>
-          <w:b w:val="0"/>
+          <w:b/>
         </w:rPr>
-        <w:t>5.1. Право на участие в акции утрачивается, если лимит участников (12 человек) исчерпан до окончания срока её проведения.</w:t>
+        <w:t xml:space="preserve">5.1. </w:t>
+      </w:r>
+      <w:r>
+        <w:t>Право на участие в акции утрачивается, если лимит участников (12 человек) исчерпан до окончания срока её проведения.</w:t>
       </w:r>
     </w:p>
     <w:p>
@@ -464,9 +521,12 @@
       </w:pPr>
       <w:r>
         <w:rPr>
-          <w:b w:val="0"/>
+          <w:b/>
         </w:rPr>
-        <w:t>5.2. На сайте в блоке, посвящённом акции, ведётся публичный счётчик количества оставшихся мест.</w:t>
+        <w:t xml:space="preserve">5.2. </w:t>
+      </w:r>
+      <w:r>
+        <w:t>На сайте в блоке, посвящённом акции, ведётся публичный счётчик количества оставшихся мест.</w:t>
       </w:r>
     </w:p>
     <w:p>
@@ -475,9 +535,12 @@
       </w:pPr>
       <w:r>
         <w:rPr>
-          <w:b w:val="0"/>
+          <w:b/>
         </w:rPr>
-        <w:t>5.3. По достижении лимита в 12 участников либо по истечении срока проведения акции счётчик обнуляется, а блок акции дополняется информационной плашкой «Лимит участников исчерпан».</w:t>
+        <w:t xml:space="preserve">5.3. </w:t>
+      </w:r>
+      <w:r>
+        <w:t>По достижении лимита в 12 участников либо по истечении срока проведения акции счётчик обнуляется, а блок акции дополняется информационной плашкой «Лимит участников исчерпан».</w:t>
       </w:r>
     </w:p>
     <w:p>
@@ -494,9 +557,6 @@
         <w:jc w:val="both"/>
       </w:pPr>
       <w:r>
-        <w:rPr>
-          <w:b w:val="0"/>
-        </w:rPr>
         <w:t>Исполнитель вправе отказать в оказании дополнительной услуги при наличии одного из следующих оснований:</w:t>
       </w:r>
     </w:p>
@@ -506,9 +566,12 @@
       </w:pPr>
       <w:r>
         <w:rPr>
-          <w:b w:val="0"/>
+          <w:b/>
         </w:rPr>
-        <w:t>6.1. Запрос участника выходит за пределы параметров шаблона, установленных п. 2.2.</w:t>
+        <w:t xml:space="preserve">6.1. </w:t>
+      </w:r>
+      <w:r>
+        <w:t>Запрос участника выходит за пределы параметров шаблона, установленных п. 2.2.</w:t>
       </w:r>
     </w:p>
     <w:p>
@@ -517,9 +580,12 @@
       </w:pPr>
       <w:r>
         <w:rPr>
-          <w:b w:val="0"/>
+          <w:b/>
         </w:rPr>
-        <w:t>6.2. Запрос предполагает создание документа, нарушающего права третьих лиц или требования законодательства Российской Федерации.</w:t>
+        <w:t xml:space="preserve">6.2. </w:t>
+      </w:r>
+      <w:r>
+        <w:t>Запрос предполагает создание документа, нарушающего права третьих лиц или требования законодательства Российской Федерации.</w:t>
       </w:r>
     </w:p>
     <w:p>
@@ -528,9 +594,12 @@
       </w:pPr>
       <w:r>
         <w:rPr>
-          <w:b w:val="0"/>
+          <w:b/>
         </w:rPr>
-        <w:t>6.3. Участник не предоставил заполненную анкету в срок, установленный п. 4.2.</w:t>
+        <w:t xml:space="preserve">6.3. </w:t>
+      </w:r>
+      <w:r>
+        <w:t>Участник не предоставил заполненную анкету в срок, установленный п. 4.2.</w:t>
       </w:r>
     </w:p>
     <w:p>
@@ -539,9 +608,12 @@
       </w:pPr>
       <w:r>
         <w:rPr>
-          <w:b w:val="0"/>
+          <w:b/>
         </w:rPr>
-        <w:t>6.4. Деятельность участника относится к категориям, указанным в п. 2.5.</w:t>
+        <w:t xml:space="preserve">6.4. </w:t>
+      </w:r>
+      <w:r>
+        <w:t>Деятельность участника относится к категориям, указанным в п. 2.5.</w:t>
       </w:r>
     </w:p>
     <w:p>
@@ -550,9 +622,12 @@
       </w:pPr>
       <w:r>
         <w:rPr>
-          <w:b w:val="0"/>
+          <w:b/>
         </w:rPr>
-        <w:t>6.5. Возникли объективные обстоятельства, препятствующие оказанию услуги (технические сбои, форс-мажор).</w:t>
+        <w:t xml:space="preserve">6.5. </w:t>
+      </w:r>
+      <w:r>
+        <w:t>Возникли объективные обстоятельства, препятствующие оказанию услуги (технические сбои, форс-мажор).</w:t>
       </w:r>
     </w:p>
     <w:p>
@@ -561,9 +636,12 @@
       </w:pPr>
       <w:r>
         <w:rPr>
-          <w:b w:val="0"/>
+          <w:b/>
         </w:rPr>
-        <w:t>6.6. При отказе по основаниям пп. 6.1–6.4 дополнительная услуга считается неоказанной, удержание её стоимости при возврате денежных средств не производится.</w:t>
+        <w:t xml:space="preserve">6.6. </w:t>
+      </w:r>
+      <w:r>
+        <w:t>При отказе по основаниям пп. 6.1–6.4 дополнительная услуга считается неоказанной, удержание её стоимости при возврате денежных средств не производится.</w:t>
       </w:r>
     </w:p>
     <w:p>
@@ -581,9 +659,12 @@
       </w:pPr>
       <w:r>
         <w:rPr>
-          <w:b w:val="0"/>
+          <w:b/>
         </w:rPr>
-        <w:t>7.1. Исключительные права на разработанный шаблон принадлежат Исполнителю. Авторские права участника акции на шаблон не возникают.</w:t>
+        <w:t xml:space="preserve">7.1. </w:t>
+      </w:r>
+      <w:r>
+        <w:t>Исключительные права на разработанный шаблон принадлежат Исполнителю. Авторские права участника акции на шаблон не возникают.</w:t>
       </w:r>
     </w:p>
     <w:p>
@@ -592,9 +673,12 @@
       </w:pPr>
       <w:r>
         <w:rPr>
-          <w:b w:val="0"/>
+          <w:b/>
         </w:rPr>
-        <w:t>7.2. Участнику предоставляется право использования шаблона в Сервисе в рамках действующей подписки.</w:t>
+        <w:t xml:space="preserve">7.2. </w:t>
+      </w:r>
+      <w:r>
+        <w:t>Участнику предоставляется право использования шаблона в Сервисе в рамках действующей подписки.</w:t>
       </w:r>
     </w:p>
     <w:p>
@@ -603,9 +687,12 @@
       </w:pPr>
       <w:r>
         <w:rPr>
-          <w:b w:val="0"/>
+          <w:b/>
         </w:rPr>
-        <w:t>7.3. Исполнитель вправе включить шаблон в общую библиотеку шаблонов Сервиса и предоставить доступ к нему иным пользователям. Персональные данные и коммерческая информация участника в такой шаблон не включаются.</w:t>
+        <w:t xml:space="preserve">7.3. </w:t>
+      </w:r>
+      <w:r>
+        <w:t>Исполнитель вправе включить шаблон в общую библиотеку шаблонов Сервиса и предоставить доступ к нему иным пользователям. Персональные данные и коммерческая информация участника в такой шаблон не включаются.</w:t>
       </w:r>
     </w:p>
     <w:p>
@@ -623,9 +710,12 @@
       </w:pPr>
       <w:r>
         <w:rPr>
-          <w:b w:val="0"/>
+          <w:b/>
         </w:rPr>
-        <w:t>8.1. Возврат денежных средств осуществляется в порядке, установленном разделом 11 Публичной оферты, с учётом особенностей настоящего раздела.</w:t>
+        <w:t xml:space="preserve">8.1. </w:t>
+      </w:r>
+      <w:r>
+        <w:t>Возврат денежных средств осуществляется в порядке, установленном разделом 11 Публичной оферты, с учётом особенностей настоящего раздела.</w:t>
       </w:r>
     </w:p>
     <w:p>
@@ -634,24 +724,43 @@
       </w:pPr>
       <w:r>
         <w:rPr>
-          <w:b w:val="0"/>
+          <w:b/>
         </w:rPr>
-        <w:t>8.2. В случае возврата денежных средств за тариф «Рост» стоимость оказанной дополнительной услуги удерживается из суммы возврата в следующем порядке:</w:t>
+        <w:t xml:space="preserve">8.2. </w:t>
+      </w:r>
+      <w:r>
+        <w:t>Стороны признают, что дополнительная услуга носит индивидуальный характер: шаблон разрабатывается персонально под деятельность участника, не может быть использован участником повторно у иного исполнителя без утраты ценности и размещается в Сервисе. Стоимость такой услуги согласована сторонами в размере 7 777 (семи тысяч семисот семидесяти семи) рублей.</w:t>
+      </w:r>
+    </w:p>
+    <w:p>
+      <w:pPr>
+        <w:jc w:val="both"/>
+      </w:pPr>
+      <w:r>
+        <w:rPr>
+          <w:b/>
+        </w:rPr>
+        <w:t xml:space="preserve">8.3. </w:t>
+      </w:r>
+      <w:r>
+        <w:t>В случае возврата денежных средств за тариф «Рост» стоимость оказанной дополнительной услуги удерживается из суммы возврата в следующем порядке:</w:t>
       </w:r>
     </w:p>
     <w:p>
       <w:pPr>
         <w:pStyle w:val="ListBullet"/>
         <w:spacing w:line="360" w:lineRule="auto"/>
+        <w:jc w:val="both"/>
       </w:pPr>
       <w:r>
-        <w:t>если шаблон был разработан и стал доступен участнику в разделе «Шаблоны» — удерживается фиксированная сумма 7 777 (семь тысяч семьсот семьдесят семь) рублей как стоимость оказанной услуги;</w:t>
+        <w:t>если шаблон был разработан и стал доступен участнику в разделе «Шаблоны» — удерживается фиксированная сумма 7 777 (семь тысяч семьсот семьдесят семь) рублей как стоимость фактически оказанной услуги;</w:t>
       </w:r>
     </w:p>
     <w:p>
       <w:pPr>
         <w:pStyle w:val="ListBullet"/>
         <w:spacing w:line="360" w:lineRule="auto"/>
+        <w:jc w:val="both"/>
       </w:pPr>
       <w:r>
         <w:t>если услуга оказана частично (разработка начата, но не завершена) — расчёт производится пропорционально объёму фактически выполненных работ по разработке шаблона;</w:t>
@@ -661,6 +770,7 @@
       <w:pPr>
         <w:pStyle w:val="ListBullet"/>
         <w:spacing w:line="360" w:lineRule="auto"/>
+        <w:jc w:val="both"/>
       </w:pPr>
       <w:r>
         <w:t>если дополнительная услуга не оказывалась (шаблон не разрабатывался) — удержание не производится.</w:t>
@@ -672,9 +782,12 @@
       </w:pPr>
       <w:r>
         <w:rPr>
-          <w:b w:val="0"/>
+          <w:b/>
         </w:rPr>
-        <w:t>8.3. При частичном использовании тарифа «Рост» расчёт возврата производится пропорционально неиспользованному периоду и (или) количеству сформированных и подписанных документов, исходя из ежемесячной стоимости тарифа 3 333 (три тысячи триста тридцать три) рубля.</w:t>
+        <w:t xml:space="preserve">8.4. </w:t>
+      </w:r>
+      <w:r>
+        <w:t>При частичном использовании тарифа «Рост» расчёт возврата производится пропорционально неиспользованному периоду и (или) количеству сформированных и подписанных документов, исходя из ежемесячной стоимости тарифа 3 333 (три тысячи триста тридцать три) рубля.</w:t>
       </w:r>
     </w:p>
     <w:p>
@@ -683,9 +796,12 @@
       </w:pPr>
       <w:r>
         <w:rPr>
-          <w:b w:val="0"/>
+          <w:b/>
         </w:rPr>
-        <w:t>8.4. Заявление о возврате подаётся в порядке и в сроки, установленные пп. 11.1–11.3 и 11.7 Публичной оферты.</w:t>
+        <w:t xml:space="preserve">8.5. </w:t>
+      </w:r>
+      <w:r>
+        <w:t>Заявление о возврате подаётся в порядке и в сроки, установленные пп. 11.1–11.3 и 11.7 Публичной оферты.</w:t>
       </w:r>
     </w:p>
     <w:p>
@@ -703,9 +819,12 @@
       </w:pPr>
       <w:r>
         <w:rPr>
-          <w:b w:val="0"/>
+          <w:b/>
         </w:rPr>
-        <w:t>9.1. Организатор вправе досрочно прекратить акцию при наступлении обстоятельств, препятствующих её проведению, уведомив участников путём публикации уведомления на сайте https://capydoc.ru. Уведомление вступает в силу с момента публикации.</w:t>
+        <w:t xml:space="preserve">9.1. </w:t>
+      </w:r>
+      <w:r>
+        <w:t>Организатор вправе досрочно прекратить акцию при наступлении обстоятельств, препятствующих её проведению, уведомив участников путём публикации уведомления на сайте https://capydoc.ru. Уведомление вступает в силу с момента публикации.</w:t>
       </w:r>
     </w:p>
     <w:p>
@@ -714,9 +833,12 @@
       </w:pPr>
       <w:r>
         <w:rPr>
-          <w:b w:val="0"/>
+          <w:b/>
         </w:rPr>
-        <w:t>9.2. Организатор вправе вносить изменения в условия акции, публикуя обновлённую редакцию настоящего Дополнения на сайте https://capydoc.ru. Изменения вступают в силу с даты публикации, если иной срок не указан в уведомлении.</w:t>
+        <w:t xml:space="preserve">9.2. </w:t>
+      </w:r>
+      <w:r>
+        <w:t>Организатор вправе вносить изменения в условия акции, публикуя обновлённую редакцию настоящего Дополнения на сайте https://capydoc.ru. Изменения вступают в силу с даты публикации, если иной срок не указан в уведомлении.</w:t>
       </w:r>
     </w:p>
     <w:p>
@@ -725,9 +847,12 @@
       </w:pPr>
       <w:r>
         <w:rPr>
-          <w:b w:val="0"/>
+          <w:b/>
         </w:rPr>
-        <w:t>9.3. Участники, подтвердившие участие до внесения изменений, сохраняют право на получение услуги на условиях, действовавших на дату подтверждения участия.</w:t>
+        <w:t xml:space="preserve">9.3. </w:t>
+      </w:r>
+      <w:r>
+        <w:t>Участники, подтвердившие участие до внесения изменений, сохраняют право на получение услуги на условиях, действовавших на дату подтверждения участия.</w:t>
       </w:r>
     </w:p>
     <w:p>
@@ -745,9 +870,12 @@
       </w:pPr>
       <w:r>
         <w:rPr>
-          <w:b w:val="0"/>
+          <w:b/>
         </w:rPr>
-        <w:t>10.1. Шаблон и сформированные на его основе документы хранятся в Личном кабинете участника в течение срока действия подписки и дополнительно 7 (семи) календарных дней после её окончания в соответствии с п. 13.1 Публичной оферты.</w:t>
+        <w:t xml:space="preserve">10.1. </w:t>
+      </w:r>
+      <w:r>
+        <w:t>Шаблон и сформированные на его основе документы хранятся в Личном кабинете участника в течение срока действия подписки и дополнительно 7 (семи) календарных дней после её окончания в соответствии с п. 13.1 Публичной оферты.</w:t>
       </w:r>
     </w:p>
     <w:p>
@@ -756,9 +884,12 @@
       </w:pPr>
       <w:r>
         <w:rPr>
-          <w:b w:val="0"/>
+          <w:b/>
         </w:rPr>
-        <w:t>10.2. По истечении указанного срока данные удаляются без возможности восстановления. Участнику рекомендуется заблаговременно сохранить подписанные документы.</w:t>
+        <w:t xml:space="preserve">10.2. </w:t>
+      </w:r>
+      <w:r>
+        <w:t>По истечении указанного срока данные удаляются без возможности восстановления. Участнику рекомендуется заблаговременно сохранить подписанные документы.</w:t>
       </w:r>
     </w:p>
     <w:p>
@@ -776,9 +907,12 @@
       </w:pPr>
       <w:r>
         <w:rPr>
-          <w:b w:val="0"/>
+          <w:b/>
         </w:rPr>
-        <w:t>11.1. Во всём, что не урегулировано настоящим Дополнением, стороны руководствуются условиями Публичной оферты ООО «ЗАВЕДУЮЩАЯ» в редакции от 15 августа 2026 г., опубликованной на сайте https://capydoc.ru/offer.</w:t>
+        <w:t xml:space="preserve">11.1. </w:t>
+      </w:r>
+      <w:r>
+        <w:t>Во всём, что не урегулировано настоящим Дополнением, стороны руководствуются условиями Публичной оферты ООО «ЗАВЕДУЮЩАЯ» в редакции от 15 августа 2026 г., опубликованной на сайте https://capydoc.ru/offer.</w:t>
       </w:r>
     </w:p>
     <w:p>
@@ -787,21 +921,12 @@
       </w:pPr>
       <w:r>
         <w:rPr>
-          <w:b w:val="0"/>
+          <w:b/>
         </w:rPr>
-        <w:t>11.2. При противоречии между настоящим Дополнением и Публичной офертой в части условий акции применяются положения настоящего Дополнения.</w:t>
+        <w:t xml:space="preserve">11.2. </w:t>
       </w:r>
-    </w:p>
-    <w:p/>
-    <w:p>
-      <w:pPr>
-        <w:jc w:val="both"/>
-      </w:pPr>
       <w:r>
-        <w:rPr>
-          <w:b w:val="0"/>
-        </w:rPr>
-        <w:t>ООО «ЗАВЕДУЮЩАЯ», ИНН 3801165360, ОГРН 1253800010320</w:t>
+        <w:t>При противоречии между настоящим Дополнением и Публичной офертой в части условий акции применяются положения настоящего Дополнения.</w:t>
       </w:r>
     </w:p>
     <w:p>
@@ -809,9 +934,14 @@
         <w:jc w:val="both"/>
       </w:pPr>
       <w:r>
-        <w:rPr>
-          <w:b w:val="0"/>
-        </w:rPr>
+        <w:t>ООО «ЗАВЕДУЮЩАЯ» · ИНН 3801165360 · ОГРН 1253800010320</w:t>
+      </w:r>
+    </w:p>
+    <w:p>
+      <w:pPr>
+        <w:jc w:val="both"/>
+      </w:pPr>
+      <w:r>
         <w:t>Дата публикации: 15 августа 2026 г.</w:t>
       </w:r>
     </w:p>

--- a/public/dopolnenie-1-akciya-shablon.docx
+++ b/public/dopolnenie-1-akciya-shablon.docx
@@ -142,7 +142,7 @@
         <w:t xml:space="preserve">1.5. </w:t>
       </w:r>
       <w:r>
-        <w:t>«Стоимость тарифа "Рост"» — 15 555 (пятнадцать тысяч пятьсот пятьдесят пять) рублей за 6 месяцев, что соответствует 3 333 (три тысячи триста тридцать три) рубля в месяц.</w:t>
+        <w:t>«Стоимость тарифа "Рост"» — 15 555 (пятнадцать тысяч пятьсот пятьдесят пять) рублей за 6 месяцев. Для целей расчёта возврата денежных средств пропорционально неиспользованному периоду применяется базовая ежемесячная стоимость тарифа «Рост» — 3 333 (три тысячи триста тридцать три) рубля, установленная тарифной линейкой Сервиса вне зависимости от суммы, фактически уплаченной участником за 6 месяцев.</w:t>
       </w:r>
     </w:p>
     <w:p>

--- a/public/dopolnenie-1-akciya-shablon.docx
+++ b/public/dopolnenie-1-akciya-shablon.docx
@@ -475,7 +475,7 @@
         <w:t xml:space="preserve">4.8. </w:t>
       </w:r>
       <w:r>
-        <w:t>Готовый шаблон становится доступен участнику исключительно в Сервисе в разделе «Шаблоны». Направление шаблона на электронную почту не производится.</w:t>
+        <w:t>Готовый шаблон становится доступен участнику исключительно в Сервисе в разделе «Шаблоны».</w:t>
       </w:r>
     </w:p>
     <w:p>
@@ -540,7 +540,7 @@
         <w:t xml:space="preserve">5.3. </w:t>
       </w:r>
       <w:r>
-        <w:t>По достижении лимита в 12 участников либо по истечении срока проведения акции счётчик обнуляется, а блок акции дополняется информационной плашкой «Лимит участников исчерпан».</w:t>
+        <w:t>По достижении лимита в 12 участников либо по истечении срока проведения акции счётчик обнуляется, а блок акции дополняется информационной плашкой «Лимит участников исчерпан». Плашка отображается в течение 24 (двадцати четырёх) часов с даты окончания акции, по истечении которых блок акции скрывается.</w:t>
       </w:r>
     </w:p>
     <w:p>

--- a/public/dopolnenie-1-akciya-shablon.docx
+++ b/public/dopolnenie-1-akciya-shablon.docx
@@ -805,6 +805,20 @@
       </w:r>
     </w:p>
     <w:p>
+      <w:pPr>
+        <w:jc w:val="both"/>
+      </w:pPr>
+      <w:r>
+        <w:rPr>
+          <w:b/>
+        </w:rPr>
+        <w:t xml:space="preserve">8.6. </w:t>
+      </w:r>
+      <w:r>
+        <w:t>Исполнитель также вправе отказаться от оказания дополнительной услуги в порядке одностороннего отказа, предусмотренном п. 11.8 и разделом 16 Публичной оферты, с возвратом денежных средств на условиях, установленных указанными пунктами.</w:t>
+      </w:r>
+    </w:p>
+    <w:p>
       <w:r>
         <w:rPr>
           <w:b/>

--- a/public/dopolnenie-1-akciya-shablon.docx
+++ b/public/dopolnenie-1-akciya-shablon.docx
@@ -213,7 +213,7 @@
         <w:jc w:val="both"/>
       </w:pPr>
       <w:r>
-        <w:t>оформление: шрифт Times New Roman, размер шрифта 12 пт, межстрочный интервал 1,5, стандартные поля;</w:t>
+        <w:t>оформление: шрифт Times New Roman, единый размер 12 пт и единое начертание (обычное, без полужирного и курсива в основном тексте) на протяжении всего документа, межстрочный интервал 1,5, стандартные поля;</w:t>
       </w:r>
     </w:p>
     <w:p>

--- a/public/dopolnenie-1-akciya-shablon.docx
+++ b/public/dopolnenie-1-akciya-shablon.docx
@@ -557,6 +557,12 @@
         <w:jc w:val="both"/>
       </w:pPr>
       <w:r>
+        <w:rPr>
+          <w:b/>
+        </w:rPr>
+        <w:t xml:space="preserve">6.0. </w:t>
+      </w:r>
+      <w:r>
         <w:t>Исполнитель вправе отказать в оказании дополнительной услуги при наличии одного из следующих оснований:</w:t>
       </w:r>
     </w:p>

--- a/public/dopolnenie-1-akciya-shablon.docx
+++ b/public/dopolnenie-1-akciya-shablon.docx
@@ -261,7 +261,7 @@
         <w:t xml:space="preserve">2.4. </w:t>
       </w:r>
       <w:r>
-        <w:t>Исполнитель не оказывает в рамках акции юридических услуг, правового консультирования и не проводит правовую экспертизу деятельности участника. Шаблон носит информационно-справочный характер в соответствии с разделом 3 Публичной оферты.</w:t>
+        <w:t>Исполнитель не оказывает в рамках акции юридических услуг, правового консультирования и не проводит правовую экспертизу деятельности участника. Шаблон носит информационно-справочный характер в соответствии с п. 7.3 Публичной оферты.</w:t>
       </w:r>
     </w:p>
     <w:p>
